--- a/docs/Panduan-Instalasi-SILAB.docx
+++ b/docs/Panduan-Instalasi-SILAB.docx
@@ -1071,7 +1071,7 @@
         <w:t xml:space="preserve">siapkan-env.mjs</w:t>
       </w:r>
       <w:r>
-        <w:t xml:space="preserve"> membuat berkas .env beserta seluruh kunci rahasianya, lalu menampilkan kata sandi untuk masuk pertama kali. Catat kata sandi itu.</w:t>
+        <w:t xml:space="preserve"> membuat berkas .env beserta seluruh kunci rahasianya, lalu menampilkan dua kata sandi: kata sandi untuk masuk pertama kali sebagai Kepala Laboratorium, dan kata sandi bawaan setiap anggota baru. Catat keduanya. Kata sandi bawaan itu dibangkitkan acak untuk pemasangan ini saja.</w:t>
       </w:r>
     </w:p>
     <w:p>
@@ -1892,6 +1892,59 @@
                 <w:szCs w:val="21"/>
               </w:rPr>
               <w:t xml:space="preserve">Kata sandi basis data. Jangan dipakai ulang dari tempat lain.</w:t>
+            </w:r>
+          </w:p>
+        </w:tc>
+      </w:tr>
+      <w:tr>
+        <w:tc>
+          <w:tcPr>
+            <w:tcW w:type="dxa" w:w="3000"/>
+            <w:tcMar>
+              <w:top w:type="dxa" w:w="80"/>
+              <w:left w:type="dxa" w:w="120"/>
+              <w:bottom w:type="dxa" w:w="80"/>
+              <w:right w:type="dxa" w:w="120"/>
+            </w:tcMar>
+          </w:tcPr>
+          <w:p>
+            <w:pPr>
+              <w:spacing w:after="0"/>
+            </w:pPr>
+            <w:r>
+              <w:rPr>
+                <w:rFonts w:ascii="Consolas" w:cs="Consolas" w:eastAsia="Consolas" w:hAnsi="Consolas"/>
+                <w:b w:val="false"/>
+                <w:bCs w:val="false"/>
+                <w:sz w:val="19"/>
+                <w:szCs w:val="19"/>
+              </w:rPr>
+              <w:t xml:space="preserve">SANDI_BAWAAN_ANGGOTA</w:t>
+            </w:r>
+          </w:p>
+        </w:tc>
+        <w:tc>
+          <w:tcPr>
+            <w:tcW w:type="dxa" w:w="6026"/>
+            <w:tcMar>
+              <w:top w:type="dxa" w:w="80"/>
+              <w:left w:type="dxa" w:w="120"/>
+              <w:bottom w:type="dxa" w:w="80"/>
+              <w:right w:type="dxa" w:w="120"/>
+            </w:tcMar>
+          </w:tcPr>
+          <w:p>
+            <w:pPr>
+              <w:spacing w:after="0"/>
+            </w:pPr>
+            <w:r>
+              <w:rPr>
+                <w:b w:val="false"/>
+                <w:bCs w:val="false"/>
+                <w:sz w:val="21"/>
+                <w:szCs w:val="21"/>
+              </w:rPr>
+              <w:t xml:space="preserve">Kata sandi bawaan setiap akun baru. Minimal 10 karakter; yang lebih pendek diabaikan.</w:t>
             </w:r>
           </w:p>
         </w:tc>
@@ -4091,7 +4144,7 @@
                 <w:sz w:val="21"/>
                 <w:szCs w:val="21"/>
               </w:rPr>
-              <w:t xml:space="preserve">Pasang kata sandi seorang anggota</w:t>
+              <w:t xml:space="preserve">Pasang kata sandi seorang anggota dari peladen</w:t>
             </w:r>
           </w:p>
         </w:tc>
@@ -4491,7 +4544,7 @@
                 <w:sz w:val="21"/>
                 <w:szCs w:val="21"/>
               </w:rPr>
-              <w:t xml:space="preserve">Berkas .env ada, dan kata sandi masuk pertama sudah dicatat</w:t>
+              <w:t xml:space="preserve">Berkas .env ada, dan kedua kata sandi (masuk pertama dan bawaan anggota) sudah dicatat</w:t>
             </w:r>
           </w:p>
         </w:tc>

--- a/docs/Panduan-Instalasi-SILAB.docx
+++ b/docs/Panduan-Instalasi-SILAB.docx
@@ -1322,6 +1322,96 @@
     </w:p>
     <w:p>
       <w:pPr>
+        <w:pStyle w:val="Heading2"/>
+      </w:pPr>
+      <w:r>
+        <w:t xml:space="preserve">Memperbarui pemasangan yang sudah jalan</w:t>
+      </w:r>
+    </w:p>
+    <w:p>
+      <w:r>
+        <w:t xml:space="preserve">Setiap kali menarik pembaruan kode, jalankan empat perintah ini berurutan. Hentikan npm run dev lebih dulu dengan Ctrl+C: di Windows, peladen yang masih menyala memegang berkas mesin Prisma dan pembuatan ulang klien akan gagal.</w:t>
+      </w:r>
+    </w:p>
+    <w:p>
+      <w:pPr>
+        <w:pBdr>
+          <w:left w:val="single" w:color="14416B" w:sz="12" w:space="8"/>
+        </w:pBdr>
+        <w:shd w:fill="F3F4F6" w:val="clear"/>
+        <w:spacing w:after="0" w:before="100"/>
+        <w:ind w:left="200" w:right="200"/>
+      </w:pPr>
+      <w:r>
+        <w:rPr>
+          <w:rFonts w:ascii="Consolas" w:cs="Consolas" w:eastAsia="Consolas" w:hAnsi="Consolas"/>
+          <w:sz w:val="20"/>
+          <w:szCs w:val="20"/>
+        </w:rPr>
+        <w:t xml:space="preserve">git pull</w:t>
+      </w:r>
+    </w:p>
+    <w:p>
+      <w:pPr>
+        <w:pBdr>
+          <w:left w:val="single" w:color="14416B" w:sz="12" w:space="8"/>
+        </w:pBdr>
+        <w:shd w:fill="F3F4F6" w:val="clear"/>
+        <w:spacing w:after="0" w:before="0"/>
+        <w:ind w:left="200" w:right="200"/>
+      </w:pPr>
+      <w:r>
+        <w:rPr>
+          <w:rFonts w:ascii="Consolas" w:cs="Consolas" w:eastAsia="Consolas" w:hAnsi="Consolas"/>
+          <w:sz w:val="20"/>
+          <w:szCs w:val="20"/>
+        </w:rPr>
+        <w:t xml:space="preserve">npm install</w:t>
+      </w:r>
+    </w:p>
+    <w:p>
+      <w:pPr>
+        <w:pBdr>
+          <w:left w:val="single" w:color="14416B" w:sz="12" w:space="8"/>
+        </w:pBdr>
+        <w:shd w:fill="F3F4F6" w:val="clear"/>
+        <w:spacing w:after="0" w:before="0"/>
+        <w:ind w:left="200" w:right="200"/>
+      </w:pPr>
+      <w:r>
+        <w:rPr>
+          <w:rFonts w:ascii="Consolas" w:cs="Consolas" w:eastAsia="Consolas" w:hAnsi="Consolas"/>
+          <w:sz w:val="20"/>
+          <w:szCs w:val="20"/>
+        </w:rPr>
+        <w:t xml:space="preserve">npm run db:migrate</w:t>
+      </w:r>
+    </w:p>
+    <w:p>
+      <w:pPr>
+        <w:pBdr>
+          <w:left w:val="single" w:color="14416B" w:sz="12" w:space="8"/>
+        </w:pBdr>
+        <w:shd w:fill="F3F4F6" w:val="clear"/>
+        <w:spacing w:after="140" w:before="0"/>
+        <w:ind w:left="200" w:right="200"/>
+      </w:pPr>
+      <w:r>
+        <w:rPr>
+          <w:rFonts w:ascii="Consolas" w:cs="Consolas" w:eastAsia="Consolas" w:hAnsi="Consolas"/>
+          <w:sz w:val="20"/>
+          <w:szCs w:val="20"/>
+        </w:rPr>
+        <w:t xml:space="preserve">npm run dev</w:t>
+      </w:r>
+    </w:p>
+    <w:p>
+      <w:r>
+        <w:t xml:space="preserve">npm run db:migrate melakukan dua hal sekaligus: menerapkan migrasi basis data yang baru, dan membuat ulang Prisma Client supaya kode mengenal kolom yang baru ditambahkan. Untuk memastikan basis datanya sudah sejajar, jalankan npx prisma migrate status — jawabannya harus "Database schema is up to date!".</w:t>
+      </w:r>
+    </w:p>
+    <w:p>
+      <w:pPr>
         <w:pBdr>
           <w:left w:val="single" w:color="D19A2E" w:sz="18" w:space="10"/>
         </w:pBdr>
@@ -1337,7 +1427,7 @@
         <w:t xml:space="preserve">Urutan penting. </w:t>
       </w:r>
       <w:r>
-        <w:t xml:space="preserve">Setiap kali Anda menarik pembaruan kode (git pull), jalankan npm run db:migrate SESUDAHNYA, bukan sebelumnya. Migrasi yang dijalankan sebelum kodenya ditarik akan menjawab "Already in sync" dengan benar, lalu halaman gagal dengan galat kolom yang tidak dikenal.</w:t>
+        <w:t xml:space="preserve">Migrasi yang dijalankan SEBELUM git pull akan menjawab "Already in sync" dengan benar, karena berkas migrasinya memang belum ada. Sesudah itu halaman gagal dengan PrismaClientValidationError dan galat kolom yang tidak dikenal. Artinya selalu sama: kode sudah baru, basis data atau Prisma Client masih lama.</w:t>
       </w:r>
     </w:p>
     <w:p>
@@ -3328,7 +3418,7 @@
                 <w:sz w:val="21"/>
                 <w:szCs w:val="21"/>
               </w:rPr>
-              <w:t xml:space="preserve">Unknown argument pada nama kolom</w:t>
+              <w:t xml:space="preserve">PrismaClientValidationError, atau Unknown argument pada nama kolom</w:t>
             </w:r>
           </w:p>
         </w:tc>
@@ -3379,6 +3469,83 @@
                 <w:szCs w:val="21"/>
               </w:rPr>
               <w:t xml:space="preserve">Hentikan peladen, jalankan npm run db:migrate, jalankan lagi</w:t>
+            </w:r>
+          </w:p>
+        </w:tc>
+      </w:tr>
+      <w:tr>
+        <w:tc>
+          <w:tcPr>
+            <w:tcW w:type="dxa" w:w="2800"/>
+            <w:tcMar>
+              <w:top w:type="dxa" w:w="80"/>
+              <w:left w:type="dxa" w:w="120"/>
+              <w:bottom w:type="dxa" w:w="80"/>
+              <w:right w:type="dxa" w:w="120"/>
+            </w:tcMar>
+          </w:tcPr>
+          <w:p>
+            <w:pPr>
+              <w:spacing w:after="0"/>
+            </w:pPr>
+            <w:r>
+              <w:rPr>
+                <w:b w:val="false"/>
+                <w:bCs w:val="false"/>
+                <w:sz w:val="21"/>
+                <w:szCs w:val="21"/>
+              </w:rPr>
+              <w:t xml:space="preserve">EPERM ... query_engine-windows.dll.node</w:t>
+            </w:r>
+          </w:p>
+        </w:tc>
+        <w:tc>
+          <w:tcPr>
+            <w:tcW w:type="dxa" w:w="3000"/>
+            <w:tcMar>
+              <w:top w:type="dxa" w:w="80"/>
+              <w:left w:type="dxa" w:w="120"/>
+              <w:bottom w:type="dxa" w:w="80"/>
+              <w:right w:type="dxa" w:w="120"/>
+            </w:tcMar>
+          </w:tcPr>
+          <w:p>
+            <w:pPr>
+              <w:spacing w:after="0"/>
+            </w:pPr>
+            <w:r>
+              <w:rPr>
+                <w:b w:val="false"/>
+                <w:bCs w:val="false"/>
+                <w:sz w:val="21"/>
+                <w:szCs w:val="21"/>
+              </w:rPr>
+              <w:t xml:space="preserve">npm run dev masih menyala dan memegang berkas mesin Prisma</w:t>
+            </w:r>
+          </w:p>
+        </w:tc>
+        <w:tc>
+          <w:tcPr>
+            <w:tcW w:type="dxa" w:w="3226"/>
+            <w:tcMar>
+              <w:top w:type="dxa" w:w="80"/>
+              <w:left w:type="dxa" w:w="120"/>
+              <w:bottom w:type="dxa" w:w="80"/>
+              <w:right w:type="dxa" w:w="120"/>
+            </w:tcMar>
+          </w:tcPr>
+          <w:p>
+            <w:pPr>
+              <w:spacing w:after="0"/>
+            </w:pPr>
+            <w:r>
+              <w:rPr>
+                <w:b w:val="false"/>
+                <w:bCs w:val="false"/>
+                <w:sz w:val="21"/>
+                <w:szCs w:val="21"/>
+              </w:rPr>
+              <w:t xml:space="preserve">Hentikan npm run dev lebih dulu, baru jalankan db:migrate atau build</w:t>
             </w:r>
           </w:p>
         </w:tc>

--- a/docs/Panduan-Instalasi-SILAB.docx
+++ b/docs/Panduan-Instalasi-SILAB.docx
@@ -1411,6 +1411,11 @@
       </w:r>
     </w:p>
     <w:p>
+      <w:r>
+        <w:t xml:space="preserve">Kalau langkah itu terlewat, npm run dev menolak menyala dan menyebutkan migrasi mana yang tertunda. Pemeriksaannya berjalan sendiri sebelum peladen dinyalakan, dan Prisma Client yang ketinggalan dibuat ulang di sana — sebelum peladen sempat memegang berkas mesinnya.</w:t>
+      </w:r>
+    </w:p>
+    <w:p>
       <w:pPr>
         <w:pBdr>
           <w:left w:val="single" w:color="D19A2E" w:sz="18" w:space="10"/>
@@ -3994,6 +3999,59 @@
                 <w:szCs w:val="21"/>
               </w:rPr>
               <w:t xml:space="preserve">Terapkan migrasi basis data yang tertunda</w:t>
+            </w:r>
+          </w:p>
+        </w:tc>
+      </w:tr>
+      <w:tr>
+        <w:tc>
+          <w:tcPr>
+            <w:tcW w:type="dxa" w:w="4000"/>
+            <w:tcMar>
+              <w:top w:type="dxa" w:w="80"/>
+              <w:left w:type="dxa" w:w="120"/>
+              <w:bottom w:type="dxa" w:w="80"/>
+              <w:right w:type="dxa" w:w="120"/>
+            </w:tcMar>
+          </w:tcPr>
+          <w:p>
+            <w:pPr>
+              <w:spacing w:after="0"/>
+            </w:pPr>
+            <w:r>
+              <w:rPr>
+                <w:rFonts w:ascii="Consolas" w:cs="Consolas" w:eastAsia="Consolas" w:hAnsi="Consolas"/>
+                <w:b w:val="false"/>
+                <w:bCs w:val="false"/>
+                <w:sz w:val="19"/>
+                <w:szCs w:val="19"/>
+              </w:rPr>
+              <w:t xml:space="preserve">npm run periksa:migrasi</w:t>
+            </w:r>
+          </w:p>
+        </w:tc>
+        <w:tc>
+          <w:tcPr>
+            <w:tcW w:type="dxa" w:w="5026"/>
+            <w:tcMar>
+              <w:top w:type="dxa" w:w="80"/>
+              <w:left w:type="dxa" w:w="120"/>
+              <w:bottom w:type="dxa" w:w="80"/>
+              <w:right w:type="dxa" w:w="120"/>
+            </w:tcMar>
+          </w:tcPr>
+          <w:p>
+            <w:pPr>
+              <w:spacing w:after="0"/>
+            </w:pPr>
+            <w:r>
+              <w:rPr>
+                <w:b w:val="false"/>
+                <w:bCs w:val="false"/>
+                <w:sz w:val="21"/>
+                <w:szCs w:val="21"/>
+              </w:rPr>
+              <w:t xml:space="preserve">Periksa migrasi tertunda; berjalan sendiri sebelum npm run dev</w:t>
             </w:r>
           </w:p>
         </w:tc>

--- a/docs/Panduan-Instalasi-SILAB.docx
+++ b/docs/Panduan-Instalasi-SILAB.docx
@@ -1081,6 +1081,11 @@
     </w:p>
     <w:p>
       <w:r>
+        <w:t xml:space="preserve">Bila .env sudah ada, perintah ini juga menambahkan baris baru yang muncul di .env.example. Salinan berkas lamanya disimpan sebagai .env.bak sebelum apa pun ditulis, dan kunci buatan sendiri yang tidak dikenal .env.example ikut dipertahankan.</w:t>
+      </w:r>
+    </w:p>
+    <w:p>
+      <w:r>
         <w:rPr>
           <w:b/>
           <w:bCs/>
@@ -1262,8 +1267,28 @@
       </w:r>
     </w:p>
     <w:p>
-      <w:r>
-        <w:t xml:space="preserve">Ganti KATASANDIANDA dengan kata sandi langkah 2. Perintah ini menulis ulang baris DATABASE_URL di .env untuk Anda, jadi berkasnya tidak perlu dibuka sendiri. Tanda baca di dalam kata sandi ditangani otomatis.</w:t>
+      <w:pPr>
+        <w:pBdr>
+          <w:left w:val="single" w:color="D19A2E" w:sz="18" w:space="10"/>
+        </w:pBdr>
+        <w:shd w:fill="FDF0DC" w:val="clear"/>
+        <w:spacing w:after="160" w:before="140"/>
+        <w:ind w:left="160" w:right="160"/>
+      </w:pPr>
+      <w:r>
+        <w:rPr>
+          <w:b/>
+          <w:bCs/>
+        </w:rPr>
+        <w:t xml:space="preserve">KATASANDIANDA bukan kata sandi. </w:t>
+      </w:r>
+      <w:r>
+        <w:t xml:space="preserve">Itu tempat kosong yang harus diganti dengan kata sandi postgres yang Anda ketik sendiri pada langkah sebelumnya. Menyalin barisnya apa adanya membuat .env berisi kata sandi KATASANDIANDA, dan langkah berikutnya gagal dengan P1000: Authentication failed. Kalau itu terjadi, jalankan ulang perintahnya dengan kata sandi yang benar — DATABASE_URL ditulis ulang, tidak perlu memperbaiki .env dengan tangan.</w:t>
+      </w:r>
+    </w:p>
+    <w:p>
+      <w:r>
+        <w:t xml:space="preserve">Perintah ini menulis ulang baris DATABASE_URL di .env untuk Anda, jadi berkasnya tidak perlu dibuka sendiri. Tanda baca di dalam kata sandi ditangani otomatis.</w:t>
       </w:r>
     </w:p>
     <w:p>
@@ -3551,6 +3576,83 @@
                 <w:szCs w:val="21"/>
               </w:rPr>
               <w:t xml:space="preserve">Hentikan npm run dev lebih dulu, baru jalankan db:migrate atau build</w:t>
+            </w:r>
+          </w:p>
+        </w:tc>
+      </w:tr>
+      <w:tr>
+        <w:tc>
+          <w:tcPr>
+            <w:tcW w:type="dxa" w:w="2800"/>
+            <w:tcMar>
+              <w:top w:type="dxa" w:w="80"/>
+              <w:left w:type="dxa" w:w="120"/>
+              <w:bottom w:type="dxa" w:w="80"/>
+              <w:right w:type="dxa" w:w="120"/>
+            </w:tcMar>
+          </w:tcPr>
+          <w:p>
+            <w:pPr>
+              <w:spacing w:after="0"/>
+            </w:pPr>
+            <w:r>
+              <w:rPr>
+                <w:b w:val="false"/>
+                <w:bCs w:val="false"/>
+                <w:sz w:val="21"/>
+                <w:szCs w:val="21"/>
+              </w:rPr>
+              <w:t xml:space="preserve">P1000: Authentication failed against database server</w:t>
+            </w:r>
+          </w:p>
+        </w:tc>
+        <w:tc>
+          <w:tcPr>
+            <w:tcW w:type="dxa" w:w="3000"/>
+            <w:tcMar>
+              <w:top w:type="dxa" w:w="80"/>
+              <w:left w:type="dxa" w:w="120"/>
+              <w:bottom w:type="dxa" w:w="80"/>
+              <w:right w:type="dxa" w:w="120"/>
+            </w:tcMar>
+          </w:tcPr>
+          <w:p>
+            <w:pPr>
+              <w:spacing w:after="0"/>
+            </w:pPr>
+            <w:r>
+              <w:rPr>
+                <w:b w:val="false"/>
+                <w:bCs w:val="false"/>
+                <w:sz w:val="21"/>
+                <w:szCs w:val="21"/>
+              </w:rPr>
+              <w:t xml:space="preserve">Biasanya --sandi-db KATASANDIANDA disalin apa adanya; itu tempat kosong, bukan kata sandi</w:t>
+            </w:r>
+          </w:p>
+        </w:tc>
+        <w:tc>
+          <w:tcPr>
+            <w:tcW w:type="dxa" w:w="3226"/>
+            <w:tcMar>
+              <w:top w:type="dxa" w:w="80"/>
+              <w:left w:type="dxa" w:w="120"/>
+              <w:bottom w:type="dxa" w:w="80"/>
+              <w:right w:type="dxa" w:w="120"/>
+            </w:tcMar>
+          </w:tcPr>
+          <w:p>
+            <w:pPr>
+              <w:spacing w:after="0"/>
+            </w:pPr>
+            <w:r>
+              <w:rPr>
+                <w:b w:val="false"/>
+                <w:bCs w:val="false"/>
+                <w:sz w:val="21"/>
+                <w:szCs w:val="21"/>
+              </w:rPr>
+              <w:t xml:space="preserve">Jalankan ulang siapkan-env.mjs dengan kata sandi postgres yang sebenarnya</w:t>
             </w:r>
           </w:p>
         </w:tc>

--- a/docs/Panduan-Instalasi-SILAB.docx
+++ b/docs/Panduan-Instalasi-SILAB.docx
@@ -1438,6 +1438,11 @@
     <w:p>
       <w:r>
         <w:t xml:space="preserve">Kalau langkah itu terlewat, npm run dev menolak menyala dan menyebutkan migrasi mana yang tertunda. Pemeriksaannya berjalan sendiri sebelum peladen dinyalakan, dan Prisma Client yang ketinggalan dibuat ulang di sana — sebelum peladen sempat memegang berkas mesinnya.</w:t>
+      </w:r>
+    </w:p>
+    <w:p>
+      <w:r>
+        <w:t xml:space="preserve">Pemeriksaan itu hanya menahan peladen untuk keadaan yang memang dikenalinya. Basis data yang belum menyala, .env yang belum dibuat, kata sandi basis data yang ditolak, npx yang tidak dapat dijalankan — semuanya diperingatkan lalu dibiarkan lewat. Bila toh Anda tertahan dan perlu jalan sekarang juga, jalankan set LEWATI_PERIKSA_MIGRASI=1 lebih dulu.</w:t>
       </w:r>
     </w:p>
     <w:p>

--- a/docs/Panduan-Instalasi-SILAB.docx
+++ b/docs/Panduan-Instalasi-SILAB.docx
@@ -3632,7 +3632,7 @@
                 <w:sz w:val="21"/>
                 <w:szCs w:val="21"/>
               </w:rPr>
-              <w:t xml:space="preserve">Biasanya --sandi-db KATASANDIANDA disalin apa adanya; itu tempat kosong, bukan kata sandi</w:t>
+              <w:t xml:space="preserve">Kata sandi postgres di .env keliru; biasanya teks contoh disalin apa adanya, bukan diganti kata sandi Anda</w:t>
             </w:r>
           </w:p>
         </w:tc>
@@ -3657,7 +3657,7 @@
                 <w:sz w:val="21"/>
                 <w:szCs w:val="21"/>
               </w:rPr>
-              <w:t xml:space="preserve">Jalankan ulang siapkan-env.mjs dengan kata sandi postgres yang sebenarnya</w:t>
+              <w:t xml:space="preserve">Uji dengan psql, lalu jalankan ulang siapkan-env.mjs dengan kata sandi itu; siapkan-env kini langsung memperingatkan bila ditolak</w:t>
             </w:r>
           </w:p>
         </w:tc>
